--- a/deliverables/Antiwork_Topic_Modeling_Manuscript_REVISED_2026-09-01.docx
+++ b/deliverables/Antiwork_Topic_Modeling_Manuscript_REVISED_2026-09-01.docx
@@ -187,7 +187,7 @@
           <w:b w:val="0"/>
           <w:sz w:val="24"/>
         </w:rPr>
-        <w:t>This exploratory study examines management-related discussion in r/antiwork across four rolling years, from March 2021 through February 2025. We analyzed 97,254 posts that matched an established management-term filter using a BERTopic pipeline with sentence-transformer embeddings, UMAP, HDBSCAN, and class-based TF-IDF topic representations. The full-corpus model assigned 38.6% of posts to 199 non-outlier clusters. A documented codebook grouped 27 clusters into nine candidate themes, covering 18,506 posts (19.0% of the filtered corpus). Descriptive prevalence patterns show an early concentration of health, safety, and attendance discussion that declines over time, alongside a later rise in scheduling and time-off discussion. Compensation, career precarity, and recruitment remain present throughout the period. Findings are descriptive within the mapped subset and do not estimate sentiment, causal effects, or the full r/antiwork conversation.</w:t>
+        <w:t>This exploratory study examines management-related discussion in r/antiwork across four rolling years, from March 2021 through February 2025. The archive collection returned 577,190 public r/antiwork submission records across 48 monthly pulls; 97,254 unique posts matched the established management-term filter and were analyzed with a BERTopic pipeline using sentence-transformer embeddings, UMAP, HDBSCAN, and class-based TF-IDF topic representations. The full-corpus model assigned 38.6% of posts to 199 non-outlier clusters. A documented codebook grouped 27 clusters into nine candidate themes, covering 18,506 posts (19.0% of the filtered corpus). Descriptive prevalence patterns show an early concentration of health, safety, and attendance discussion that declines over time, alongside a later rise in scheduling and time-off discussion. Compensation, career precarity, and recruitment remain present throughout the period. Findings are descriptive within the mapped subset and do not estimate sentiment, causal effects, or the full r/antiwork conversation.</w:t>
       </w:r>
     </w:p>
     <w:p>
@@ -233,7 +233,7 @@
           <w:b w:val="0"/>
           <w:sz w:val="24"/>
         </w:rPr>
-        <w:t>3,338 (main text; references, table, and figure captions excluded)</w:t>
+        <w:t>3,370 (main text; references, table, and figure captions excluded)</w:t>
       </w:r>
     </w:p>
     <w:p>
@@ -1984,7 +1984,7 @@
           <w:b w:val="0"/>
           <w:sz w:val="24"/>
         </w:rPr>
-        <w:t>We analyzed 97,254 unique r/antiwork posts dated from March 2021 through February 2025 that matched the study's existing management-related filter (boss, manager, supervisor, or team lead variants). The frozen input and preprocessed corpus contained identical post-id sets, and every retained post re-matched the filter. The analytic text combined title and body after placeholder handling; posts with deleted or removed content were retained when usable title or body text remained. The corpus is a filtered public-discourse sample, not a representative sample of workers or a measure of individual employee attitudes.</w:t>
+        <w:t>The Arctic Shift archive collection returned 577,190 public r/antiwork submission records across 48 monthly pulls dated from March 2021 through February 2025. We then analyzed 97,254 unique posts that matched the study's existing management-related filter (boss, manager, supervisor, or team lead variants). The frozen input and preprocessed corpus contained identical post-id sets, and every retained post re-matched the filter. The analytic text combined title and body after placeholder handling; posts with deleted or removed content were retained when usable title or body text remained. The corpus is a filtered public-discourse sample, not a representative sample of workers or a measure of individual employee attitudes.</w:t>
       </w:r>
     </w:p>
     <w:p>
@@ -5443,7 +5443,7 @@
       <w:r>
         <w:drawing>
           <wp:inline xmlns:a="http://schemas.openxmlformats.org/drawingml/2006/main" xmlns:pic="http://schemas.openxmlformats.org/drawingml/2006/picture">
-            <wp:extent cx="5486400" cy="3003598"/>
+            <wp:extent cx="5486400" cy="2884321"/>
             <wp:docPr id="2" name="Picture 2"/>
             <wp:cNvGraphicFramePr>
               <a:graphicFrameLocks noChangeAspect="1"/>
@@ -5464,7 +5464,7 @@
                   <pic:spPr>
                     <a:xfrm>
                       <a:off x="0" y="0"/>
-                      <a:ext cx="5486400" cy="3003598"/>
+                      <a:ext cx="5486400" cy="2884321"/>
                     </a:xfrm>
                     <a:prstGeom prst="rect"/>
                   </pic:spPr>
